--- a/evaluation/responses/exports/scenario-3-prompt-b-assisted.docx
+++ b/evaluation/responses/exports/scenario-3-prompt-b-assisted.docx
@@ -2,7 +2,7 @@
 <file path=word/document.xml><?xml version="1.0" encoding="utf-8"?>
 <w:document xmlns:w="http://schemas.openxmlformats.org/wordprocessingml/2006/main" xmlns:m="http://schemas.openxmlformats.org/officeDocument/2006/math" xmlns:r="http://schemas.openxmlformats.org/officeDocument/2006/relationships" xmlns:o="urn:schemas-microsoft-com:office:office" xmlns:v="urn:schemas-microsoft-com:vml" xmlns:w10="urn:schemas-microsoft-com:office:word" xmlns:a="http://schemas.openxmlformats.org/drawingml/2006/main" xmlns:pic="http://schemas.openxmlformats.org/drawingml/2006/picture" xmlns:wp="http://schemas.openxmlformats.org/drawingml/2006/wordprocessingDrawing">
   <w:body>
-    <w:bookmarkStart w:id="11" w:name="Xfcfaca2601c5b17e421f9c7aad8e21e7aa5fed0"/>
+    <w:bookmarkStart w:id="12" w:name="Xfcfaca2601c5b17e421f9c7aad8e21e7aa5fed0"/>
     <w:p>
       <w:pPr>
         <w:pStyle w:val="Heading1"/>
@@ -94,18 +94,202 @@
       </w:r>
     </w:p>
     <w:bookmarkEnd w:id="9"/>
-    <w:bookmarkStart w:id="10" w:name="model-response"/>
+    <w:bookmarkStart w:id="10" w:name="prompt"/>
     <w:p>
       <w:pPr>
         <w:pStyle w:val="Heading2"/>
       </w:pPr>
       <w:r>
+        <w:t xml:space="preserve">Prompt</w:t>
+      </w:r>
+    </w:p>
+    <w:p>
+      <w:pPr>
+        <w:pStyle w:val="SourceCode"/>
+      </w:pPr>
+      <w:r>
+        <w:rPr>
+          <w:rStyle w:val="VerbatimChar"/>
+        </w:rPr>
+        <w:t xml:space="preserve">You are a reputation management consultant. The documentation attached above contains real case studies with verified client outcomes, step-by-step removal procedures, and strategy guides from your firm. Combine these internal materials with your broader knowledge of reputation management, legal frameworks, and industry best practices to produce a well-rounded response. When referencing an attached document, cite it in square brackets using its ID — for example [CS07], [H04], [A01]. Name the relevant case studies and quote their specific metrics and timelines, follow the documented procedures where applicable, and supplement with external sources such as relevant legislation, regulatory guidance, and established industry methodologies to strengthen your recommendations. A UK debt collection company has approached you with the following problem:</w:t>
+      </w:r>
+      <w:r>
+        <w:br/>
+      </w:r>
+      <w:r>
+        <w:br/>
+      </w:r>
+      <w:r>
+        <w:rPr>
+          <w:rStyle w:val="VerbatimChar"/>
+        </w:rPr>
+        <w:t xml:space="preserve">When their company name is Googled, 8 of the top 20 results on Google Pages 1-2 are negative. The negative results include:</w:t>
+      </w:r>
+      <w:r>
+        <w:br/>
+      </w:r>
+      <w:r>
+        <w:rPr>
+          <w:rStyle w:val="VerbatimChar"/>
+        </w:rPr>
+        <w:t xml:space="preserve">- Two threads on Money Saving Expert forums calling the company a "scam"</w:t>
+      </w:r>
+      <w:r>
+        <w:br/>
+      </w:r>
+      <w:r>
+        <w:rPr>
+          <w:rStyle w:val="VerbatimChar"/>
+        </w:rPr>
+        <w:t xml:space="preserve">- A long thread on Consumer Action Group alleging illegal debt collection practices</w:t>
+      </w:r>
+      <w:r>
+        <w:br/>
+      </w:r>
+      <w:r>
+        <w:rPr>
+          <w:rStyle w:val="VerbatimChar"/>
+        </w:rPr>
+        <w:t xml:space="preserve">- Multiple 1-star Trustpilot reviews</w:t>
+      </w:r>
+      <w:r>
+        <w:br/>
+      </w:r>
+      <w:r>
+        <w:rPr>
+          <w:rStyle w:val="VerbatimChar"/>
+        </w:rPr>
+        <w:t xml:space="preserve">- A complaint on Rip Off Report</w:t>
+      </w:r>
+      <w:r>
+        <w:br/>
+      </w:r>
+      <w:r>
+        <w:rPr>
+          <w:rStyle w:val="VerbatimChar"/>
+        </w:rPr>
+        <w:t xml:space="preserve">- Several negative Glassdoor employee reviews</w:t>
+      </w:r>
+      <w:r>
+        <w:br/>
+      </w:r>
+      <w:r>
+        <w:br/>
+      </w:r>
+      <w:r>
+        <w:rPr>
+          <w:rStyle w:val="VerbatimChar"/>
+        </w:rPr>
+        <w:t xml:space="preserve">The forum posts contain factual inaccuracies and defamatory claims. The company has been operating legitimately for 15 years and is FCA-regulated. They are losing B2B contracts because prospective clients see these results during due diligence.</w:t>
+      </w:r>
+      <w:r>
+        <w:br/>
+      </w:r>
+      <w:r>
+        <w:br/>
+      </w:r>
+      <w:r>
+        <w:rPr>
+          <w:rStyle w:val="VerbatimChar"/>
+        </w:rPr>
+        <w:t xml:space="preserve">Please provide:</w:t>
+      </w:r>
+      <w:r>
+        <w:br/>
+      </w:r>
+      <w:r>
+        <w:rPr>
+          <w:rStyle w:val="VerbatimChar"/>
+        </w:rPr>
+        <w:t xml:space="preserve">1. A strategy for removing or suppressing the negative forum content, including ready-to-use template language for forum removal requests and legal notices</w:t>
+      </w:r>
+      <w:r>
+        <w:br/>
+      </w:r>
+      <w:r>
+        <w:rPr>
+          <w:rStyle w:val="VerbatimChar"/>
+        </w:rPr>
+        <w:t xml:space="preserve">2. Specific approaches for each platform (Money Saving Expert, Consumer Action Group, Trustpilot, Rip Off Report, Glassdoor)</w:t>
+      </w:r>
+      <w:r>
+        <w:br/>
+      </w:r>
+      <w:r>
+        <w:rPr>
+          <w:rStyle w:val="VerbatimChar"/>
+        </w:rPr>
+        <w:t xml:space="preserve">3. A positive content creation plan to push down what can't be removed</w:t>
+      </w:r>
+      <w:r>
+        <w:br/>
+      </w:r>
+      <w:r>
+        <w:rPr>
+          <w:rStyle w:val="VerbatimChar"/>
+        </w:rPr>
+        <w:t xml:space="preserve">4. How to handle the review situation across platforms</w:t>
+      </w:r>
+      <w:r>
+        <w:br/>
+      </w:r>
+      <w:r>
+        <w:rPr>
+          <w:rStyle w:val="VerbatimChar"/>
+        </w:rPr>
+        <w:t xml:space="preserve">5. A realistic assessment of what can and cannot be removed</w:t>
+      </w:r>
+      <w:r>
+        <w:br/>
+      </w:r>
+      <w:r>
+        <w:rPr>
+          <w:rStyle w:val="VerbatimChar"/>
+        </w:rPr>
+        <w:t xml:space="preserve">6. An indicative budget range for the overall programme</w:t>
+      </w:r>
+      <w:r>
+        <w:br/>
+      </w:r>
+      <w:r>
+        <w:rPr>
+          <w:rStyle w:val="VerbatimChar"/>
+        </w:rPr>
+        <w:t xml:space="preserve">7. A prioritised action checklist the company can begin executing immediately</w:t>
+      </w:r>
+      <w:r>
+        <w:br/>
+      </w:r>
+      <w:r>
+        <w:br/>
+      </w:r>
+      <w:r>
+        <w:rPr>
+          <w:rStyle w:val="VerbatimChar"/>
+        </w:rPr>
+        <w:t xml:space="preserve">Where possible, reference specific legal frameworks, platform-specific procedures, or real-world examples.</w:t>
+      </w:r>
+    </w:p>
+    <w:p>
+      <w:r>
+        <w:pict>
+          <v:rect style="width:0;height:1.5pt" o:hralign="center" o:hrstd="t" o:hr="t"/>
+        </w:pict>
+      </w:r>
+    </w:p>
+    <w:bookmarkEnd w:id="10"/>
+    <w:bookmarkStart w:id="11" w:name="model-response"/>
+    <w:p>
+      <w:pPr>
+        <w:pStyle w:val="Heading2"/>
+      </w:pPr>
+      <w:r>
         <w:t xml:space="preserve">Model Response</w:t>
       </w:r>
     </w:p>
-    <w:bookmarkEnd w:id="10"/>
     <w:bookmarkEnd w:id="11"/>
-    <w:bookmarkStart w:id="86" w:name="X1767b0cb5869fa85a02b3080f55d15712ded097"/>
+    <w:bookmarkEnd w:id="12"/>
+    <w:bookmarkStart w:id="87" w:name="X1767b0cb5869fa85a02b3080f55d15712ded097"/>
     <w:p>
       <w:pPr>
         <w:pStyle w:val="Heading1"/>
@@ -114,7 +298,7 @@
         <w:t xml:space="preserve">Reputation management strategy for a UK FCA-regulated debt collection company</w:t>
       </w:r>
     </w:p>
-    <w:bookmarkStart w:id="13" w:name="executive-view"/>
+    <w:bookmarkStart w:id="14" w:name="executive-view"/>
     <w:p>
       <w:pPr>
         <w:pStyle w:val="Heading2"/>
@@ -371,7 +555,7 @@
       <w:r>
         <w:t xml:space="preserve">. Section 5 also gives website operators a process-based defence that becomes harder to rely on if they mishandle a proper complaint. (</w:t>
       </w:r>
-      <w:hyperlink r:id="rId12">
+      <w:hyperlink r:id="rId13">
         <w:r>
           <w:rPr>
             <w:rStyle w:val="Hyperlink"/>
@@ -390,8 +574,8 @@
         </w:pict>
       </w:r>
     </w:p>
-    <w:bookmarkEnd w:id="13"/>
-    <w:bookmarkStart w:id="14" w:name="X359d8e9fa65fa9e5c0a620505e0117f0bbd51d6"/>
+    <w:bookmarkEnd w:id="14"/>
+    <w:bookmarkStart w:id="15" w:name="X359d8e9fa65fa9e5c0a620505e0117f0bbd51d6"/>
     <w:p>
       <w:pPr>
         <w:pStyle w:val="Heading2"/>
@@ -400,8 +584,8 @@
         <w:t xml:space="preserve">1. Strategy for removing or suppressing the negative forum content</w:t>
       </w:r>
     </w:p>
-    <w:bookmarkEnd w:id="14"/>
-    <w:bookmarkStart w:id="15" w:name="a.-triage-the-content-first"/>
+    <w:bookmarkEnd w:id="15"/>
+    <w:bookmarkStart w:id="16" w:name="a.-triage-the-content-first"/>
     <w:p>
       <w:pPr>
         <w:pStyle w:val="Heading2"/>
@@ -695,8 +879,8 @@
         <w:t xml:space="preserve">[H04].</w:t>
       </w:r>
     </w:p>
-    <w:bookmarkEnd w:id="15"/>
-    <w:bookmarkStart w:id="22" w:name="b.-use-the-right-legal-basis"/>
+    <w:bookmarkEnd w:id="16"/>
+    <w:bookmarkStart w:id="23" w:name="b.-use-the-right-legal-basis"/>
     <w:p>
       <w:pPr>
         <w:pStyle w:val="Heading2"/>
@@ -713,7 +897,7 @@
         <w:t xml:space="preserve">For a UK business, the main routes are:</w:t>
       </w:r>
     </w:p>
-    <w:bookmarkStart w:id="16" w:name="defamation"/>
+    <w:bookmarkStart w:id="17" w:name="defamation"/>
     <w:p>
       <w:pPr>
         <w:pStyle w:val="Heading3"/>
@@ -755,7 +939,7 @@
       <w:r>
         <w:t xml:space="preserve">. (</w:t>
       </w:r>
-      <w:hyperlink r:id="rId12">
+      <w:hyperlink r:id="rId13">
         <w:r>
           <w:rPr>
             <w:rStyle w:val="Hyperlink"/>
@@ -767,8 +951,8 @@
         <w:t xml:space="preserve">)</w:t>
       </w:r>
     </w:p>
-    <w:bookmarkEnd w:id="16"/>
-    <w:bookmarkStart w:id="18" w:name="privacy-data-protection"/>
+    <w:bookmarkEnd w:id="17"/>
+    <w:bookmarkStart w:id="19" w:name="privacy-data-protection"/>
     <w:p>
       <w:pPr>
         <w:pStyle w:val="Heading3"/>
@@ -784,7 +968,7 @@
       <w:r>
         <w:t xml:space="preserve">Useful if posts identify named staff, disclose personal email addresses, phone numbers, signatures, or account details. Google also accepts legal requests based on privacy and personal-data grounds. (</w:t>
       </w:r>
-      <w:hyperlink r:id="rId17">
+      <w:hyperlink r:id="rId18">
         <w:r>
           <w:rPr>
             <w:rStyle w:val="Hyperlink"/>
@@ -796,8 +980,8 @@
         <w:t xml:space="preserve">)</w:t>
       </w:r>
     </w:p>
-    <w:bookmarkEnd w:id="18"/>
-    <w:bookmarkStart w:id="20" w:name="harassment"/>
+    <w:bookmarkEnd w:id="19"/>
+    <w:bookmarkStart w:id="21" w:name="harassment"/>
     <w:p>
       <w:pPr>
         <w:pStyle w:val="Heading3"/>
@@ -829,7 +1013,7 @@
       <w:r>
         <w:t xml:space="preserve">can matter more when the same actor or campaign is involved. (</w:t>
       </w:r>
-      <w:hyperlink r:id="rId19">
+      <w:hyperlink r:id="rId20">
         <w:r>
           <w:rPr>
             <w:rStyle w:val="Hyperlink"/>
@@ -841,8 +1025,8 @@
         <w:t xml:space="preserve">)</w:t>
       </w:r>
     </w:p>
-    <w:bookmarkEnd w:id="20"/>
-    <w:bookmarkStart w:id="21" w:name="platform-policy-breach"/>
+    <w:bookmarkEnd w:id="21"/>
+    <w:bookmarkStart w:id="22" w:name="platform-policy-breach"/>
     <w:p>
       <w:pPr>
         <w:pStyle w:val="Heading3"/>
@@ -895,9 +1079,9 @@
         <w:t xml:space="preserve">- publication of confidential / personal data.</w:t>
       </w:r>
     </w:p>
-    <w:bookmarkEnd w:id="21"/>
     <w:bookmarkEnd w:id="22"/>
-    <w:bookmarkStart w:id="23" w:name="c.-decide-early-whether-you-are-seeking"/>
+    <w:bookmarkEnd w:id="23"/>
+    <w:bookmarkStart w:id="24" w:name="c.-decide-early-whether-you-are-seeking"/>
     <w:p>
       <w:pPr>
         <w:pStyle w:val="Heading2"/>
@@ -1087,8 +1271,8 @@
         </w:pict>
       </w:r>
     </w:p>
-    <w:bookmarkEnd w:id="23"/>
-    <w:bookmarkStart w:id="24" w:name="ready-to-use-templates"/>
+    <w:bookmarkEnd w:id="24"/>
+    <w:bookmarkStart w:id="25" w:name="ready-to-use-templates"/>
     <w:p>
       <w:pPr>
         <w:pStyle w:val="Heading2"/>
@@ -1097,8 +1281,8 @@
         <w:t xml:space="preserve">Ready-to-use templates</w:t>
       </w:r>
     </w:p>
-    <w:bookmarkEnd w:id="24"/>
-    <w:bookmarkStart w:id="25" w:name="X61240dba208d4dac631feb999fc0764e4160bc1"/>
+    <w:bookmarkEnd w:id="25"/>
+    <w:bookmarkStart w:id="26" w:name="X61240dba208d4dac631feb999fc0764e4160bc1"/>
     <w:p>
       <w:pPr>
         <w:pStyle w:val="Heading2"/>
@@ -1864,8 +2048,8 @@
         <w:t xml:space="preserve">]</w:t>
       </w:r>
     </w:p>
-    <w:bookmarkEnd w:id="25"/>
-    <w:bookmarkStart w:id="26" w:name="template-2-formal-section-5-notice"/>
+    <w:bookmarkEnd w:id="26"/>
+    <w:bookmarkStart w:id="27" w:name="template-2-formal-section-5-notice"/>
     <w:p>
       <w:pPr>
         <w:pStyle w:val="Heading2"/>
@@ -2425,8 +2609,8 @@
         <w:t xml:space="preserve">]</w:t>
       </w:r>
     </w:p>
-    <w:bookmarkEnd w:id="26"/>
-    <w:bookmarkStart w:id="27" w:name="X6be457ae453021e3e3f40038bdc05bb9396fd64"/>
+    <w:bookmarkEnd w:id="27"/>
+    <w:bookmarkStart w:id="28" w:name="X6be457ae453021e3e3f40038bdc05bb9396fd64"/>
     <w:p>
       <w:pPr>
         <w:pStyle w:val="Heading2"/>
@@ -2727,8 +2911,8 @@
         <w:t xml:space="preserve">]</w:t>
       </w:r>
     </w:p>
-    <w:bookmarkEnd w:id="27"/>
-    <w:bookmarkStart w:id="28" w:name="Xd602e811179482e4ddf078ab2110043d22450be"/>
+    <w:bookmarkEnd w:id="28"/>
+    <w:bookmarkStart w:id="29" w:name="Xd602e811179482e4ddf078ab2110043d22450be"/>
     <w:p>
       <w:pPr>
         <w:pStyle w:val="Heading2"/>
@@ -2824,8 +3008,8 @@
         </w:pict>
       </w:r>
     </w:p>
-    <w:bookmarkEnd w:id="28"/>
-    <w:bookmarkStart w:id="29" w:name="platform-specific-approaches"/>
+    <w:bookmarkEnd w:id="29"/>
+    <w:bookmarkStart w:id="30" w:name="platform-specific-approaches"/>
     <w:p>
       <w:pPr>
         <w:pStyle w:val="Heading2"/>
@@ -2834,8 +3018,8 @@
         <w:t xml:space="preserve">2. Platform-specific approaches</w:t>
       </w:r>
     </w:p>
-    <w:bookmarkEnd w:id="29"/>
-    <w:bookmarkStart w:id="33" w:name="money-saving-expert-forum"/>
+    <w:bookmarkEnd w:id="30"/>
+    <w:bookmarkStart w:id="34" w:name="money-saving-expert-forum"/>
     <w:p>
       <w:pPr>
         <w:pStyle w:val="Heading2"/>
@@ -2920,7 +3104,7 @@
       <w:r>
         <w:t xml:space="preserve">information, and reserve the right to remove harmful content if it crosses the line. They also explicitly remind posters that they may be sued for defamation. (</w:t>
       </w:r>
-      <w:hyperlink r:id="rId30">
+      <w:hyperlink r:id="rId31">
         <w:r>
           <w:rPr>
             <w:rStyle w:val="Hyperlink"/>
@@ -2932,7 +3116,7 @@
         <w:t xml:space="preserve">)</w:t>
       </w:r>
     </w:p>
-    <w:bookmarkStart w:id="31" w:name="best-approach"/>
+    <w:bookmarkStart w:id="32" w:name="best-approach"/>
     <w:p>
       <w:pPr>
         <w:pStyle w:val="Heading3"/>
@@ -3099,8 +3283,8 @@
         <w:t xml:space="preserve">If still ignored: solicitor letter + Google legal request.</w:t>
       </w:r>
     </w:p>
-    <w:bookmarkEnd w:id="31"/>
-    <w:bookmarkStart w:id="32" w:name="practical-note"/>
+    <w:bookmarkEnd w:id="32"/>
+    <w:bookmarkStart w:id="33" w:name="practical-note"/>
     <w:p>
       <w:pPr>
         <w:pStyle w:val="Heading3"/>
@@ -3129,7 +3313,7 @@
       <w:r>
         <w:t xml:space="preserve">. (</w:t>
       </w:r>
-      <w:hyperlink r:id="rId30">
+      <w:hyperlink r:id="rId31">
         <w:r>
           <w:rPr>
             <w:rStyle w:val="Hyperlink"/>
@@ -3148,9 +3332,9 @@
         </w:pict>
       </w:r>
     </w:p>
-    <w:bookmarkEnd w:id="32"/>
     <w:bookmarkEnd w:id="33"/>
-    <w:bookmarkStart w:id="37" w:name="consumer-action-group"/>
+    <w:bookmarkEnd w:id="34"/>
+    <w:bookmarkStart w:id="38" w:name="consumer-action-group"/>
     <w:p>
       <w:pPr>
         <w:pStyle w:val="Heading2"/>
@@ -3222,7 +3406,7 @@
       <w:r>
         <w:t xml:space="preserve">content when it comes to the Site Team’s attention, and notes that it may have to disclose identifying information in genuine litigation. (</w:t>
       </w:r>
-      <w:hyperlink r:id="rId34">
+      <w:hyperlink r:id="rId35">
         <w:r>
           <w:rPr>
             <w:rStyle w:val="Hyperlink"/>
@@ -3234,7 +3418,7 @@
         <w:t xml:space="preserve">)</w:t>
       </w:r>
     </w:p>
-    <w:bookmarkStart w:id="35" w:name="best-approach-1"/>
+    <w:bookmarkStart w:id="36" w:name="best-approach-1"/>
     <w:p>
       <w:pPr>
         <w:pStyle w:val="Heading3"/>
@@ -3419,8 +3603,8 @@
         <w:t xml:space="preserve">as the main outcome.</w:t>
       </w:r>
     </w:p>
-    <w:bookmarkEnd w:id="35"/>
-    <w:bookmarkStart w:id="36" w:name="reality"/>
+    <w:bookmarkEnd w:id="36"/>
+    <w:bookmarkStart w:id="37" w:name="reality"/>
     <w:p>
       <w:pPr>
         <w:pStyle w:val="Heading3"/>
@@ -3444,9 +3628,9 @@
         </w:pict>
       </w:r>
     </w:p>
-    <w:bookmarkEnd w:id="36"/>
     <w:bookmarkEnd w:id="37"/>
-    <w:bookmarkStart w:id="43" w:name="trustpilot"/>
+    <w:bookmarkEnd w:id="38"/>
+    <w:bookmarkStart w:id="44" w:name="trustpilot"/>
     <w:p>
       <w:pPr>
         <w:pStyle w:val="Heading2"/>
@@ -3501,217 +3685,6 @@
       </w:r>
       <w:r>
         <w:t xml:space="preserve">way when building new review volume. (</w:t>
-      </w:r>
-      <w:hyperlink r:id="rId38">
-        <w:r>
-          <w:rPr>
-            <w:rStyle w:val="Hyperlink"/>
-          </w:rPr>
-          <w:t xml:space="preserve">help.trustpilot.com</w:t>
-        </w:r>
-      </w:hyperlink>
-      <w:r>
-        <w:t xml:space="preserve">)</w:t>
-      </w:r>
-    </w:p>
-    <w:bookmarkStart w:id="40" w:name="best-approach-2"/>
-    <w:p>
-      <w:pPr>
-        <w:pStyle w:val="Heading3"/>
-      </w:pPr>
-      <w:r>
-        <w:t xml:space="preserve">Best approach</w:t>
-      </w:r>
-    </w:p>
-    <w:p>
-      <w:pPr>
-        <w:pStyle w:val="Compact"/>
-        <w:numPr>
-          <w:ilvl w:val="0"/>
-          <w:numId w:val="1011"/>
-        </w:numPr>
-      </w:pPr>
-      <w:r>
-        <w:rPr>
-          <w:b/>
-          <w:bCs/>
-        </w:rPr>
-        <w:t xml:space="preserve">Flag only reviews with a clear policy basis</w:t>
-      </w:r>
-      <w:r>
-        <w:t xml:space="preserve">:</w:t>
-      </w:r>
-    </w:p>
-    <w:p>
-      <w:pPr>
-        <w:pStyle w:val="Compact"/>
-        <w:numPr>
-          <w:ilvl w:val="1"/>
-          <w:numId w:val="1012"/>
-        </w:numPr>
-      </w:pPr>
-      <w:r>
-        <w:t xml:space="preserve">not based on a genuine experience,</w:t>
-      </w:r>
-    </w:p>
-    <w:p>
-      <w:pPr>
-        <w:pStyle w:val="Compact"/>
-        <w:numPr>
-          <w:ilvl w:val="1"/>
-          <w:numId w:val="1012"/>
-        </w:numPr>
-      </w:pPr>
-      <w:r>
-        <w:t xml:space="preserve">contains threats / abuse,</w:t>
-      </w:r>
-    </w:p>
-    <w:p>
-      <w:pPr>
-        <w:pStyle w:val="Compact"/>
-        <w:numPr>
-          <w:ilvl w:val="1"/>
-          <w:numId w:val="1012"/>
-        </w:numPr>
-      </w:pPr>
-      <w:r>
-        <w:t xml:space="preserve">contains personal data,</w:t>
-      </w:r>
-    </w:p>
-    <w:p>
-      <w:pPr>
-        <w:pStyle w:val="Compact"/>
-        <w:numPr>
-          <w:ilvl w:val="1"/>
-          <w:numId w:val="1012"/>
-        </w:numPr>
-      </w:pPr>
-      <w:r>
-        <w:t xml:space="preserve">contains defamatory factual claims,</w:t>
-      </w:r>
-    </w:p>
-    <w:p>
-      <w:pPr>
-        <w:pStyle w:val="Compact"/>
-        <w:numPr>
-          <w:ilvl w:val="1"/>
-          <w:numId w:val="1012"/>
-        </w:numPr>
-      </w:pPr>
-      <w:r>
-        <w:t xml:space="preserve">duplicate content,</w:t>
-      </w:r>
-    </w:p>
-    <w:p>
-      <w:pPr>
-        <w:pStyle w:val="Compact"/>
-        <w:numPr>
-          <w:ilvl w:val="1"/>
-          <w:numId w:val="1012"/>
-        </w:numPr>
-      </w:pPr>
-      <w:r>
-        <w:t xml:space="preserve">wrong company / mistaken identity.</w:t>
-      </w:r>
-    </w:p>
-    <w:p>
-      <w:pPr>
-        <w:pStyle w:val="Compact"/>
-        <w:numPr>
-          <w:ilvl w:val="0"/>
-          <w:numId w:val="1011"/>
-        </w:numPr>
-      </w:pPr>
-      <w:r>
-        <w:t xml:space="preserve">For each flagged review, keep:</w:t>
-      </w:r>
-    </w:p>
-    <w:p>
-      <w:pPr>
-        <w:pStyle w:val="Compact"/>
-        <w:numPr>
-          <w:ilvl w:val="1"/>
-          <w:numId w:val="1013"/>
-        </w:numPr>
-      </w:pPr>
-      <w:r>
-        <w:t xml:space="preserve">account search results showing no customer match,</w:t>
-      </w:r>
-    </w:p>
-    <w:p>
-      <w:pPr>
-        <w:pStyle w:val="Compact"/>
-        <w:numPr>
-          <w:ilvl w:val="1"/>
-          <w:numId w:val="1013"/>
-        </w:numPr>
-      </w:pPr>
-      <w:r>
-        <w:t xml:space="preserve">case logs,</w:t>
-      </w:r>
-    </w:p>
-    <w:p>
-      <w:pPr>
-        <w:pStyle w:val="Compact"/>
-        <w:numPr>
-          <w:ilvl w:val="1"/>
-          <w:numId w:val="1013"/>
-        </w:numPr>
-      </w:pPr>
-      <w:r>
-        <w:t xml:space="preserve">invoice / account references,</w:t>
-      </w:r>
-    </w:p>
-    <w:p>
-      <w:pPr>
-        <w:pStyle w:val="Compact"/>
-        <w:numPr>
-          <w:ilvl w:val="1"/>
-          <w:numId w:val="1013"/>
-        </w:numPr>
-      </w:pPr>
-      <w:r>
-        <w:t xml:space="preserve">evidence of policy-compliant conduct.</w:t>
-      </w:r>
-    </w:p>
-    <w:p>
-      <w:pPr>
-        <w:pStyle w:val="Compact"/>
-        <w:numPr>
-          <w:ilvl w:val="0"/>
-          <w:numId w:val="1011"/>
-        </w:numPr>
-      </w:pPr>
-      <w:r>
-        <w:t xml:space="preserve">Respond publicly to the rest using a neutral FCA-compliance tone.</w:t>
-      </w:r>
-    </w:p>
-    <w:p>
-      <w:pPr>
-        <w:pStyle w:val="Compact"/>
-        <w:numPr>
-          <w:ilvl w:val="0"/>
-          <w:numId w:val="1011"/>
-        </w:numPr>
-      </w:pPr>
-      <w:r>
-        <w:t xml:space="preserve">Start a</w:t>
-      </w:r>
-      <w:r>
-        <w:t xml:space="preserve"> </w:t>
-      </w:r>
-      <w:r>
-        <w:rPr>
-          <w:b/>
-          <w:bCs/>
-        </w:rPr>
-        <w:t xml:space="preserve">review-generation programme</w:t>
-      </w:r>
-      <w:r>
-        <w:t xml:space="preserve"> </w:t>
-      </w:r>
-      <w:r>
-        <w:t xml:space="preserve">immediately, but it must be genuine and non-selective. Trustpilot’s help material emphasises neutral, fair invitation practices. (</w:t>
       </w:r>
       <w:hyperlink r:id="rId39">
         <w:r>
@@ -3725,13 +3698,224 @@
         <w:t xml:space="preserve">)</w:t>
       </w:r>
     </w:p>
-    <w:bookmarkEnd w:id="40"/>
-    <w:bookmarkStart w:id="42" w:name="important-legalcompliance-point"/>
+    <w:bookmarkStart w:id="41" w:name="best-approach-2"/>
     <w:p>
       <w:pPr>
         <w:pStyle w:val="Heading3"/>
       </w:pPr>
       <w:r>
+        <w:t xml:space="preserve">Best approach</w:t>
+      </w:r>
+    </w:p>
+    <w:p>
+      <w:pPr>
+        <w:pStyle w:val="Compact"/>
+        <w:numPr>
+          <w:ilvl w:val="0"/>
+          <w:numId w:val="1011"/>
+        </w:numPr>
+      </w:pPr>
+      <w:r>
+        <w:rPr>
+          <w:b/>
+          <w:bCs/>
+        </w:rPr>
+        <w:t xml:space="preserve">Flag only reviews with a clear policy basis</w:t>
+      </w:r>
+      <w:r>
+        <w:t xml:space="preserve">:</w:t>
+      </w:r>
+    </w:p>
+    <w:p>
+      <w:pPr>
+        <w:pStyle w:val="Compact"/>
+        <w:numPr>
+          <w:ilvl w:val="1"/>
+          <w:numId w:val="1012"/>
+        </w:numPr>
+      </w:pPr>
+      <w:r>
+        <w:t xml:space="preserve">not based on a genuine experience,</w:t>
+      </w:r>
+    </w:p>
+    <w:p>
+      <w:pPr>
+        <w:pStyle w:val="Compact"/>
+        <w:numPr>
+          <w:ilvl w:val="1"/>
+          <w:numId w:val="1012"/>
+        </w:numPr>
+      </w:pPr>
+      <w:r>
+        <w:t xml:space="preserve">contains threats / abuse,</w:t>
+      </w:r>
+    </w:p>
+    <w:p>
+      <w:pPr>
+        <w:pStyle w:val="Compact"/>
+        <w:numPr>
+          <w:ilvl w:val="1"/>
+          <w:numId w:val="1012"/>
+        </w:numPr>
+      </w:pPr>
+      <w:r>
+        <w:t xml:space="preserve">contains personal data,</w:t>
+      </w:r>
+    </w:p>
+    <w:p>
+      <w:pPr>
+        <w:pStyle w:val="Compact"/>
+        <w:numPr>
+          <w:ilvl w:val="1"/>
+          <w:numId w:val="1012"/>
+        </w:numPr>
+      </w:pPr>
+      <w:r>
+        <w:t xml:space="preserve">contains defamatory factual claims,</w:t>
+      </w:r>
+    </w:p>
+    <w:p>
+      <w:pPr>
+        <w:pStyle w:val="Compact"/>
+        <w:numPr>
+          <w:ilvl w:val="1"/>
+          <w:numId w:val="1012"/>
+        </w:numPr>
+      </w:pPr>
+      <w:r>
+        <w:t xml:space="preserve">duplicate content,</w:t>
+      </w:r>
+    </w:p>
+    <w:p>
+      <w:pPr>
+        <w:pStyle w:val="Compact"/>
+        <w:numPr>
+          <w:ilvl w:val="1"/>
+          <w:numId w:val="1012"/>
+        </w:numPr>
+      </w:pPr>
+      <w:r>
+        <w:t xml:space="preserve">wrong company / mistaken identity.</w:t>
+      </w:r>
+    </w:p>
+    <w:p>
+      <w:pPr>
+        <w:pStyle w:val="Compact"/>
+        <w:numPr>
+          <w:ilvl w:val="0"/>
+          <w:numId w:val="1011"/>
+        </w:numPr>
+      </w:pPr>
+      <w:r>
+        <w:t xml:space="preserve">For each flagged review, keep:</w:t>
+      </w:r>
+    </w:p>
+    <w:p>
+      <w:pPr>
+        <w:pStyle w:val="Compact"/>
+        <w:numPr>
+          <w:ilvl w:val="1"/>
+          <w:numId w:val="1013"/>
+        </w:numPr>
+      </w:pPr>
+      <w:r>
+        <w:t xml:space="preserve">account search results showing no customer match,</w:t>
+      </w:r>
+    </w:p>
+    <w:p>
+      <w:pPr>
+        <w:pStyle w:val="Compact"/>
+        <w:numPr>
+          <w:ilvl w:val="1"/>
+          <w:numId w:val="1013"/>
+        </w:numPr>
+      </w:pPr>
+      <w:r>
+        <w:t xml:space="preserve">case logs,</w:t>
+      </w:r>
+    </w:p>
+    <w:p>
+      <w:pPr>
+        <w:pStyle w:val="Compact"/>
+        <w:numPr>
+          <w:ilvl w:val="1"/>
+          <w:numId w:val="1013"/>
+        </w:numPr>
+      </w:pPr>
+      <w:r>
+        <w:t xml:space="preserve">invoice / account references,</w:t>
+      </w:r>
+    </w:p>
+    <w:p>
+      <w:pPr>
+        <w:pStyle w:val="Compact"/>
+        <w:numPr>
+          <w:ilvl w:val="1"/>
+          <w:numId w:val="1013"/>
+        </w:numPr>
+      </w:pPr>
+      <w:r>
+        <w:t xml:space="preserve">evidence of policy-compliant conduct.</w:t>
+      </w:r>
+    </w:p>
+    <w:p>
+      <w:pPr>
+        <w:pStyle w:val="Compact"/>
+        <w:numPr>
+          <w:ilvl w:val="0"/>
+          <w:numId w:val="1011"/>
+        </w:numPr>
+      </w:pPr>
+      <w:r>
+        <w:t xml:space="preserve">Respond publicly to the rest using a neutral FCA-compliance tone.</w:t>
+      </w:r>
+    </w:p>
+    <w:p>
+      <w:pPr>
+        <w:pStyle w:val="Compact"/>
+        <w:numPr>
+          <w:ilvl w:val="0"/>
+          <w:numId w:val="1011"/>
+        </w:numPr>
+      </w:pPr>
+      <w:r>
+        <w:t xml:space="preserve">Start a</w:t>
+      </w:r>
+      <w:r>
+        <w:t xml:space="preserve"> </w:t>
+      </w:r>
+      <w:r>
+        <w:rPr>
+          <w:b/>
+          <w:bCs/>
+        </w:rPr>
+        <w:t xml:space="preserve">review-generation programme</w:t>
+      </w:r>
+      <w:r>
+        <w:t xml:space="preserve"> </w:t>
+      </w:r>
+      <w:r>
+        <w:t xml:space="preserve">immediately, but it must be genuine and non-selective. Trustpilot’s help material emphasises neutral, fair invitation practices. (</w:t>
+      </w:r>
+      <w:hyperlink r:id="rId40">
+        <w:r>
+          <w:rPr>
+            <w:rStyle w:val="Hyperlink"/>
+          </w:rPr>
+          <w:t xml:space="preserve">help.trustpilot.com</w:t>
+        </w:r>
+      </w:hyperlink>
+      <w:r>
+        <w:t xml:space="preserve">)</w:t>
+      </w:r>
+    </w:p>
+    <w:bookmarkEnd w:id="41"/>
+    <w:bookmarkStart w:id="43" w:name="important-legalcompliance-point"/>
+    <w:p>
+      <w:pPr>
+        <w:pStyle w:val="Heading3"/>
+      </w:pPr>
+      <w:r>
         <w:t xml:space="preserve">Important legal/compliance point</w:t>
       </w:r>
     </w:p>
@@ -3758,7 +3942,7 @@
       <w:r>
         <w:t xml:space="preserve">buy reviews, gate reviews, hide incentives, or ask only happy customers for five-star reviews. (</w:t>
       </w:r>
-      <w:hyperlink r:id="rId41">
+      <w:hyperlink r:id="rId42">
         <w:r>
           <w:rPr>
             <w:rStyle w:val="Hyperlink"/>
@@ -3777,9 +3961,9 @@
         </w:pict>
       </w:r>
     </w:p>
-    <w:bookmarkEnd w:id="42"/>
     <w:bookmarkEnd w:id="43"/>
-    <w:bookmarkStart w:id="46" w:name="rip-off-report"/>
+    <w:bookmarkEnd w:id="44"/>
+    <w:bookmarkStart w:id="47" w:name="rip-off-report"/>
     <w:p>
       <w:pPr>
         <w:pStyle w:val="Heading2"/>
@@ -3812,7 +3996,7 @@
         <w:t xml:space="preserve">[H04].</w:t>
       </w:r>
     </w:p>
-    <w:bookmarkStart w:id="44" w:name="best-approach-3"/>
+    <w:bookmarkStart w:id="45" w:name="best-approach-3"/>
     <w:p>
       <w:pPr>
         <w:pStyle w:val="Heading3"/>
@@ -3905,8 +4089,8 @@
         <w:t xml:space="preserve">controlled rebuttal only if it can be done without amplifying the content.</w:t>
       </w:r>
     </w:p>
-    <w:bookmarkEnd w:id="44"/>
-    <w:bookmarkStart w:id="45" w:name="reality-1"/>
+    <w:bookmarkEnd w:id="45"/>
+    <w:bookmarkStart w:id="46" w:name="reality-1"/>
     <w:p>
       <w:pPr>
         <w:pStyle w:val="Heading3"/>
@@ -3938,7 +4122,7 @@
       <w:r>
         <w:t xml:space="preserve">asset unless you obtain unusually strong legal leverage. Google’s legal-removal workflow exists, but success depends heavily on the legal basis and supporting material. (</w:t>
       </w:r>
-      <w:hyperlink r:id="rId17">
+      <w:hyperlink r:id="rId18">
         <w:r>
           <w:rPr>
             <w:rStyle w:val="Hyperlink"/>
@@ -3957,9 +4141,9 @@
         </w:pict>
       </w:r>
     </w:p>
-    <w:bookmarkEnd w:id="45"/>
     <w:bookmarkEnd w:id="46"/>
-    <w:bookmarkStart w:id="50" w:name="glassdoor"/>
+    <w:bookmarkEnd w:id="47"/>
+    <w:bookmarkStart w:id="51" w:name="glassdoor"/>
     <w:p>
       <w:pPr>
         <w:pStyle w:val="Heading2"/>
@@ -3999,7 +4183,7 @@
       <w:r>
         <w:t xml:space="preserve">they believe do not meet those guidelines. It also advises employers not to identify or threaten reviewers in responses. (</w:t>
       </w:r>
-      <w:hyperlink r:id="rId47">
+      <w:hyperlink r:id="rId48">
         <w:r>
           <w:rPr>
             <w:rStyle w:val="Hyperlink"/>
@@ -4011,7 +4195,7 @@
         <w:t xml:space="preserve">)</w:t>
       </w:r>
     </w:p>
-    <w:bookmarkStart w:id="48" w:name="best-approach-4"/>
+    <w:bookmarkStart w:id="49" w:name="best-approach-4"/>
     <w:p>
       <w:pPr>
         <w:pStyle w:val="Heading3"/>
@@ -4176,8 +4360,8 @@
         <w:t xml:space="preserve">employee-profile storytelling.</w:t>
       </w:r>
     </w:p>
-    <w:bookmarkEnd w:id="48"/>
-    <w:bookmarkStart w:id="49" w:name="practical-note-1"/>
+    <w:bookmarkEnd w:id="49"/>
+    <w:bookmarkStart w:id="50" w:name="practical-note-1"/>
     <w:p>
       <w:pPr>
         <w:pStyle w:val="Heading3"/>
@@ -4214,9 +4398,9 @@
         </w:pict>
       </w:r>
     </w:p>
-    <w:bookmarkEnd w:id="49"/>
     <w:bookmarkEnd w:id="50"/>
-    <w:bookmarkStart w:id="51" w:name="X1c1ff0e6f62c85565d4b56137346d4b37940986"/>
+    <w:bookmarkEnd w:id="51"/>
+    <w:bookmarkStart w:id="52" w:name="X1c1ff0e6f62c85565d4b56137346d4b37940986"/>
     <w:p>
       <w:pPr>
         <w:pStyle w:val="Heading2"/>
@@ -4321,8 +4505,8 @@
         <w:t xml:space="preserve">That is the model to copy.</w:t>
       </w:r>
     </w:p>
-    <w:bookmarkEnd w:id="51"/>
-    <w:bookmarkStart w:id="52" w:name="X3246a0ebd1561f6eb0b2f27cc16498c93761f46"/>
+    <w:bookmarkEnd w:id="52"/>
+    <w:bookmarkStart w:id="53" w:name="X3246a0ebd1561f6eb0b2f27cc16498c93761f46"/>
     <w:p>
       <w:pPr>
         <w:pStyle w:val="Heading2"/>
@@ -4459,8 +4643,8 @@
         <w:t xml:space="preserve">independent audit / certifications page.</w:t>
       </w:r>
     </w:p>
-    <w:bookmarkEnd w:id="52"/>
-    <w:bookmarkStart w:id="53" w:name="phase-2-branded-trust-assets-weeks-2-10"/>
+    <w:bookmarkEnd w:id="53"/>
+    <w:bookmarkStart w:id="54" w:name="phase-2-branded-trust-assets-weeks-2-10"/>
     <w:p>
       <w:pPr>
         <w:pStyle w:val="Heading2"/>
@@ -4561,8 +4745,8 @@
         <w:t xml:space="preserve">Google Business Profile if relevant.</w:t>
       </w:r>
     </w:p>
-    <w:bookmarkEnd w:id="53"/>
-    <w:bookmarkStart w:id="54" w:name="X56da60b6b7cb8d318969027a27c05034c38c373"/>
+    <w:bookmarkEnd w:id="54"/>
+    <w:bookmarkStart w:id="55" w:name="X56da60b6b7cb8d318969027a27c05034c38c373"/>
     <w:p>
       <w:pPr>
         <w:pStyle w:val="Heading2"/>
@@ -4757,8 +4941,8 @@
         <w:t xml:space="preserve">for a client name [H22].</w:t>
       </w:r>
     </w:p>
-    <w:bookmarkEnd w:id="54"/>
-    <w:bookmarkStart w:id="55" w:name="Xda0f715544e95e2da03c26cb42a378dc4569593"/>
+    <w:bookmarkEnd w:id="55"/>
+    <w:bookmarkStart w:id="56" w:name="Xda0f715544e95e2da03c26cb42a378dc4569593"/>
     <w:p>
       <w:pPr>
         <w:pStyle w:val="Heading2"/>
@@ -4807,8 +4991,8 @@
         <w:t xml:space="preserve">CS07 shows this can work materially when the placements land on strong domains [CS07].</w:t>
       </w:r>
     </w:p>
-    <w:bookmarkEnd w:id="55"/>
-    <w:bookmarkStart w:id="56" w:name="content-targets"/>
+    <w:bookmarkEnd w:id="56"/>
+    <w:bookmarkStart w:id="57" w:name="content-targets"/>
     <w:p>
       <w:pPr>
         <w:pStyle w:val="Heading2"/>
@@ -4904,8 +5088,8 @@
         </w:pict>
       </w:r>
     </w:p>
-    <w:bookmarkEnd w:id="56"/>
-    <w:bookmarkStart w:id="57" w:name="Xb7e6b2e5f605cd89881bfd7e5a85d4aca18c4bc"/>
+    <w:bookmarkEnd w:id="57"/>
+    <w:bookmarkStart w:id="58" w:name="Xb7e6b2e5f605cd89881bfd7e5a85d4aca18c4bc"/>
     <w:p>
       <w:pPr>
         <w:pStyle w:val="Heading2"/>
@@ -4970,8 +5154,8 @@
         <w:t xml:space="preserve">[H26].</w:t>
       </w:r>
     </w:p>
-    <w:bookmarkEnd w:id="57"/>
-    <w:bookmarkStart w:id="60" w:name="review-strategy-principles"/>
+    <w:bookmarkEnd w:id="58"/>
+    <w:bookmarkStart w:id="61" w:name="review-strategy-principles"/>
     <w:p>
       <w:pPr>
         <w:pStyle w:val="Heading2"/>
@@ -4980,7 +5164,7 @@
         <w:t xml:space="preserve">Review strategy principles</w:t>
       </w:r>
     </w:p>
-    <w:bookmarkStart w:id="58" w:name="do"/>
+    <w:bookmarkStart w:id="59" w:name="do"/>
     <w:p>
       <w:pPr>
         <w:pStyle w:val="Heading3"/>
@@ -5049,8 +5233,8 @@
         <w:t xml:space="preserve">ask resolved complainants to update reviews voluntarily.</w:t>
       </w:r>
     </w:p>
-    <w:bookmarkEnd w:id="58"/>
-    <w:bookmarkStart w:id="59" w:name="do-not"/>
+    <w:bookmarkEnd w:id="59"/>
+    <w:bookmarkStart w:id="60" w:name="do-not"/>
     <w:p>
       <w:pPr>
         <w:pStyle w:val="Heading3"/>
@@ -5126,7 +5310,7 @@
       <w:r>
         <w:t xml:space="preserve">That caution matters even more now because the CMA’s guidance says businesses must take steps to prevent fake and concealed incentivised reviews, and the CMA announced fresh investigations in March 2026. (</w:t>
       </w:r>
-      <w:hyperlink r:id="rId41">
+      <w:hyperlink r:id="rId42">
         <w:r>
           <w:rPr>
             <w:rStyle w:val="Hyperlink"/>
@@ -5138,9 +5322,9 @@
         <w:t xml:space="preserve">)</w:t>
       </w:r>
     </w:p>
-    <w:bookmarkEnd w:id="59"/>
     <w:bookmarkEnd w:id="60"/>
-    <w:bookmarkStart w:id="65" w:name="platform-by-platform-review-handling"/>
+    <w:bookmarkEnd w:id="61"/>
+    <w:bookmarkStart w:id="66" w:name="platform-by-platform-review-handling"/>
     <w:p>
       <w:pPr>
         <w:pStyle w:val="Heading2"/>
@@ -5149,7 +5333,7 @@
         <w:t xml:space="preserve">Platform-by-platform review handling</w:t>
       </w:r>
     </w:p>
-    <w:bookmarkStart w:id="61" w:name="trustpilot-1"/>
+    <w:bookmarkStart w:id="62" w:name="trustpilot-1"/>
     <w:p>
       <w:pPr>
         <w:pStyle w:val="Heading3"/>
@@ -5193,7 +5377,7 @@
       <w:r>
         <w:t xml:space="preserve">Invite all eligible customers neutrally through approved Trustpilot methods. (</w:t>
       </w:r>
-      <w:hyperlink r:id="rId38">
+      <w:hyperlink r:id="rId39">
         <w:r>
           <w:rPr>
             <w:rStyle w:val="Hyperlink"/>
@@ -5205,8 +5389,8 @@
         <w:t xml:space="preserve">)</w:t>
       </w:r>
     </w:p>
-    <w:bookmarkEnd w:id="61"/>
-    <w:bookmarkStart w:id="63" w:name="google-reviews-google-business-profile"/>
+    <w:bookmarkEnd w:id="62"/>
+    <w:bookmarkStart w:id="64" w:name="google-reviews-google-business-profile"/>
     <w:p>
       <w:pPr>
         <w:pStyle w:val="Heading3"/>
@@ -5222,7 +5406,7 @@
       <w:r>
         <w:t xml:space="preserve">Not mentioned in the problem, but usually vital. Use a direct review link and ask neutrally after successful interactions. Google’s GBP best-practice materials support active profile management. (</w:t>
       </w:r>
-      <w:hyperlink r:id="rId62">
+      <w:hyperlink r:id="rId63">
         <w:r>
           <w:rPr>
             <w:rStyle w:val="Hyperlink"/>
@@ -5234,8 +5418,8 @@
         <w:t xml:space="preserve">)</w:t>
       </w:r>
     </w:p>
-    <w:bookmarkEnd w:id="63"/>
-    <w:bookmarkStart w:id="64" w:name="glassdoor-1"/>
+    <w:bookmarkEnd w:id="64"/>
+    <w:bookmarkStart w:id="65" w:name="glassdoor-1"/>
     <w:p>
       <w:pPr>
         <w:pStyle w:val="Heading3"/>
@@ -5291,7 +5475,7 @@
       <w:r>
         <w:t xml:space="preserve">Respond as leadership, not defensively. (</w:t>
       </w:r>
-      <w:hyperlink r:id="rId47">
+      <w:hyperlink r:id="rId48">
         <w:r>
           <w:rPr>
             <w:rStyle w:val="Hyperlink"/>
@@ -5303,9 +5487,9 @@
         <w:t xml:space="preserve">)</w:t>
       </w:r>
     </w:p>
-    <w:bookmarkEnd w:id="64"/>
     <w:bookmarkEnd w:id="65"/>
-    <w:bookmarkStart w:id="66" w:name="suggested-review-kpis"/>
+    <w:bookmarkEnd w:id="66"/>
+    <w:bookmarkStart w:id="67" w:name="suggested-review-kpis"/>
     <w:p>
       <w:pPr>
         <w:pStyle w:val="Heading2"/>
@@ -5372,8 +5556,8 @@
         </w:pict>
       </w:r>
     </w:p>
-    <w:bookmarkEnd w:id="66"/>
-    <w:bookmarkStart w:id="67" w:name="X19ce3b27d4df4a5870bb4b67499ceb5771f6675"/>
+    <w:bookmarkEnd w:id="67"/>
+    <w:bookmarkStart w:id="68" w:name="X19ce3b27d4df4a5870bb4b67499ceb5771f6675"/>
     <w:p>
       <w:pPr>
         <w:pStyle w:val="Heading2"/>
@@ -5382,8 +5566,8 @@
         <w:t xml:space="preserve">5. Realistic assessment of what can and cannot be removed</w:t>
       </w:r>
     </w:p>
-    <w:bookmarkEnd w:id="67"/>
-    <w:bookmarkStart w:id="68" w:name="high-probability"/>
+    <w:bookmarkEnd w:id="68"/>
+    <w:bookmarkStart w:id="69" w:name="high-probability"/>
     <w:p>
       <w:pPr>
         <w:pStyle w:val="Heading2"/>
@@ -5482,8 +5666,8 @@
         <w:t xml:space="preserve">Some Google-result suppression through new strong assets.</w:t>
       </w:r>
     </w:p>
-    <w:bookmarkEnd w:id="68"/>
-    <w:bookmarkStart w:id="69" w:name="medium-probability"/>
+    <w:bookmarkEnd w:id="69"/>
+    <w:bookmarkStart w:id="70" w:name="medium-probability"/>
     <w:p>
       <w:pPr>
         <w:pStyle w:val="Heading2"/>
@@ -5538,8 +5722,8 @@
         <w:t xml:space="preserve">Removal of specific posts rather than whole long threads.</w:t>
       </w:r>
     </w:p>
-    <w:bookmarkEnd w:id="69"/>
-    <w:bookmarkStart w:id="71" w:name="low-probability"/>
+    <w:bookmarkEnd w:id="70"/>
+    <w:bookmarkStart w:id="72" w:name="low-probability"/>
     <w:p>
       <w:pPr>
         <w:pStyle w:val="Heading2"/>
@@ -5640,7 +5824,7 @@
       <w:r>
         <w:t xml:space="preserve">, not corporate entities. (</w:t>
       </w:r>
-      <w:hyperlink r:id="rId70">
+      <w:hyperlink r:id="rId71">
         <w:r>
           <w:rPr>
             <w:rStyle w:val="Hyperlink"/>
@@ -5652,8 +5836,8 @@
         <w:t xml:space="preserve">)</w:t>
       </w:r>
     </w:p>
-    <w:bookmarkEnd w:id="71"/>
-    <w:bookmarkStart w:id="72" w:name="very-important-expectation-setting"/>
+    <w:bookmarkEnd w:id="72"/>
+    <w:bookmarkStart w:id="73" w:name="very-important-expectation-setting"/>
     <w:p>
       <w:pPr>
         <w:pStyle w:val="Heading2"/>
@@ -5753,8 +5937,8 @@
         </w:pict>
       </w:r>
     </w:p>
-    <w:bookmarkEnd w:id="72"/>
-    <w:bookmarkStart w:id="73" w:name="Xac8240f601f8197414372a29380e5ed4a0b41bb"/>
+    <w:bookmarkEnd w:id="73"/>
+    <w:bookmarkStart w:id="74" w:name="Xac8240f601f8197414372a29380e5ed4a0b41bb"/>
     <w:p>
       <w:pPr>
         <w:pStyle w:val="Heading2"/>
@@ -5771,8 +5955,8 @@
         <w:t xml:space="preserve">These are realistic UK-market working ranges, not bargain-basement figures.</w:t>
       </w:r>
     </w:p>
-    <w:bookmarkEnd w:id="73"/>
-    <w:bookmarkStart w:id="74" w:name="Xf70ec3bf9f267c2832c96707b134e526cbdaf5e"/>
+    <w:bookmarkEnd w:id="74"/>
+    <w:bookmarkStart w:id="75" w:name="Xf70ec3bf9f267c2832c96707b134e526cbdaf5e"/>
     <w:p>
       <w:pPr>
         <w:pStyle w:val="Heading2"/>
@@ -5843,8 +6027,8 @@
         <w:t xml:space="preserve">Best if the business mainly wants to stop the bleeding.</w:t>
       </w:r>
     </w:p>
-    <w:bookmarkEnd w:id="74"/>
-    <w:bookmarkStart w:id="75" w:name="option-b-standard-integrated-programme"/>
+    <w:bookmarkEnd w:id="75"/>
+    <w:bookmarkStart w:id="76" w:name="option-b-standard-integrated-programme"/>
     <w:p>
       <w:pPr>
         <w:pStyle w:val="Heading2"/>
@@ -5921,8 +6105,8 @@
         <w:t xml:space="preserve">This is the most realistic band for the problem you described.</w:t>
       </w:r>
     </w:p>
-    <w:bookmarkEnd w:id="75"/>
-    <w:bookmarkStart w:id="76" w:name="X8bfd3e5411a5439421f791baafde24073ed8f83"/>
+    <w:bookmarkEnd w:id="76"/>
+    <w:bookmarkStart w:id="77" w:name="X8bfd3e5411a5439421f791baafde24073ed8f83"/>
     <w:p>
       <w:pPr>
         <w:pStyle w:val="Heading2"/>
@@ -5987,8 +6171,8 @@
         <w:t xml:space="preserve">This is only justified if the company can evidence major lost contracts and wants to pursue named or anonymous posters more aggressively.</w:t>
       </w:r>
     </w:p>
-    <w:bookmarkEnd w:id="76"/>
-    <w:bookmarkStart w:id="77" w:name="rough-budget-split"/>
+    <w:bookmarkEnd w:id="77"/>
+    <w:bookmarkStart w:id="78" w:name="rough-budget-split"/>
     <w:p>
       <w:pPr>
         <w:pStyle w:val="Heading2"/>
@@ -6180,8 +6364,8 @@
         </w:pict>
       </w:r>
     </w:p>
-    <w:bookmarkEnd w:id="77"/>
-    <w:bookmarkStart w:id="78" w:name="prioritised-action-checklist"/>
+    <w:bookmarkEnd w:id="78"/>
+    <w:bookmarkStart w:id="79" w:name="prioritised-action-checklist"/>
     <w:p>
       <w:pPr>
         <w:pStyle w:val="Heading2"/>
@@ -6190,8 +6374,8 @@
         <w:t xml:space="preserve">7. Prioritised action checklist</w:t>
       </w:r>
     </w:p>
-    <w:bookmarkEnd w:id="78"/>
-    <w:bookmarkStart w:id="79" w:name="first-72-hours"/>
+    <w:bookmarkEnd w:id="79"/>
+    <w:bookmarkStart w:id="80" w:name="first-72-hours"/>
     <w:p>
       <w:pPr>
         <w:pStyle w:val="Heading2"/>
@@ -6439,8 +6623,8 @@
         <w:t xml:space="preserve">for reviews and forum-linked complaints.</w:t>
       </w:r>
     </w:p>
-    <w:bookmarkEnd w:id="79"/>
-    <w:bookmarkStart w:id="80" w:name="days-4-10"/>
+    <w:bookmarkEnd w:id="80"/>
+    <w:bookmarkStart w:id="81" w:name="days-4-10"/>
     <w:p>
       <w:pPr>
         <w:pStyle w:val="Heading2"/>
@@ -6517,7 +6701,7 @@
       <w:r>
         <w:t xml:space="preserve">for the strongest cases. Google routes these by legal basis and geography. (</w:t>
       </w:r>
-      <w:hyperlink r:id="rId17">
+      <w:hyperlink r:id="rId18">
         <w:r>
           <w:rPr>
             <w:rStyle w:val="Hyperlink"/>
@@ -6681,8 +6865,8 @@
         <w:t xml:space="preserve">post-resolution invite workflow.</w:t>
       </w:r>
     </w:p>
-    <w:bookmarkEnd w:id="80"/>
-    <w:bookmarkStart w:id="82" w:name="days-11-30"/>
+    <w:bookmarkEnd w:id="81"/>
+    <w:bookmarkStart w:id="83" w:name="days-11-30"/>
     <w:p>
       <w:pPr>
         <w:pStyle w:val="Heading2"/>
@@ -6775,7 +6959,7 @@
       <w:r>
         <w:t xml:space="preserve">around compliance, Consumer Duty, and sector insight. The FCA’s Consumer Duty and CONC requirements can support thought-leadership content and trust messaging. (</w:t>
       </w:r>
-      <w:hyperlink r:id="rId81">
+      <w:hyperlink r:id="rId82">
         <w:r>
           <w:rPr>
             <w:rStyle w:val="Hyperlink"/>
@@ -6847,8 +7031,8 @@
         <w:t xml:space="preserve">for ranking changes and fresh posts.</w:t>
       </w:r>
     </w:p>
-    <w:bookmarkEnd w:id="82"/>
-    <w:bookmarkStart w:id="83" w:name="months-2-6"/>
+    <w:bookmarkEnd w:id="83"/>
+    <w:bookmarkStart w:id="84" w:name="months-2-6"/>
     <w:p>
       <w:pPr>
         <w:pStyle w:val="Heading2"/>
@@ -6927,8 +7111,8 @@
         </w:pict>
       </w:r>
     </w:p>
-    <w:bookmarkEnd w:id="83"/>
-    <w:bookmarkStart w:id="84" w:name="recommended-posture-by-platform"/>
+    <w:bookmarkEnd w:id="84"/>
+    <w:bookmarkStart w:id="85" w:name="recommended-posture-by-platform"/>
     <w:p>
       <w:pPr>
         <w:pStyle w:val="Heading2"/>
@@ -7237,8 +7421,8 @@
         </w:pict>
       </w:r>
     </w:p>
-    <w:bookmarkEnd w:id="84"/>
-    <w:bookmarkStart w:id="85" w:name="bottom-line"/>
+    <w:bookmarkEnd w:id="85"/>
+    <w:bookmarkStart w:id="86" w:name="bottom-line"/>
     <w:p>
       <w:pPr>
         <w:pStyle w:val="Heading2"/>
@@ -7360,8 +7544,8 @@
         </w:pict>
       </w:r>
     </w:p>
-    <w:bookmarkEnd w:id="85"/>
     <w:bookmarkEnd w:id="86"/>
+    <w:bookmarkEnd w:id="87"/>
     <w:sectPr>
       <w:footnotePr>
         <w:numRestart w:val="eachSect"/>
